--- a/assets/software-design/Payton_Castle_CS499_Milestone_Two_Narrative.docx
+++ b/assets/software-design/Payton_Castle_CS499_Milestone_Two_Narrative.docx
@@ -423,6 +423,76 @@
       </w:r>
     </w:p>
     <w:p/>
+    <w:p>
+      <w:pPr>
+        <w:pStyle w:val="Heading1"/>
+        <w:spacing w:before="280" w:after="120" w:line="480" w:lineRule="auto"/>
+      </w:pPr>
+      <w:r>
+        <w:rPr>
+          <w:rFonts w:ascii="Times New Roman" w:eastAsia="Times New Roman" w:hAnsi="Times New Roman" w:cs="Times New Roman"/>
+          <w:b/>
+          <w:bCs/>
+          <w:sz w:val="24"/>
+          <w:szCs w:val="24"/>
+        </w:rPr>
+        <w:t>Instructor Feedback and Revisions</w:t>
+      </w:r>
+    </w:p>
+    <w:p>
+      <w:pPr>
+        <w:spacing w:after="160"/>
+      </w:pPr>
+      <w:r>
+        <w:rPr>
+          <w:rFonts w:eastAsia="Times New Roman" w:cs="Times New Roman"/>
+          <w:szCs w:val="24"/>
+        </w:rPr>
+        <w:t xml:space="preserve">My instructor praised the search-cancellation discussion and the FileOperationResult design. The feedback asked me to explain the mechanism that rejects results from earlier searches and to give one or two specific tests from the 87 that passed. It also noted that this milestone did not involve teamwork, which is accurate because I developed Clearspace independently.</w:t>
+      </w:r>
+    </w:p>
+    <w:p>
+      <w:pPr>
+        <w:spacing w:after="160"/>
+      </w:pPr>
+      <w:r>
+        <w:rPr>
+          <w:rFonts w:eastAsia="Times New Roman" w:cs="Times New Roman"/>
+          <w:b/>
+          <w:bCs/>
+          <w:szCs w:val="24"/>
+        </w:rPr>
+        <w:t xml:space="preserve">How earlier search results are rejected. </w:t>
+      </w:r>
+      <w:r>
+        <w:rPr>
+          <w:rFonts w:eastAsia="Times New Roman" w:cs="Times New Roman"/>
+          <w:szCs w:val="24"/>
+        </w:rPr>
+        <w:t xml:space="preserve">In SearchCoordinator, every search creates its own cancellation token and a version number, and starting a new search cancels the previous one. Before any update is shown, the coordinator checks that the search's token has not been cancelled, that its version is still the latest, and that the coordinator has not been disposed. A late result from an old search fails that check and is dropped instead of replacing newer results.</w:t>
+      </w:r>
+    </w:p>
+    <w:p>
+      <w:pPr>
+        <w:spacing w:after="160"/>
+      </w:pPr>
+      <w:r>
+        <w:rPr>
+          <w:rFonts w:eastAsia="Times New Roman" w:cs="Times New Roman"/>
+          <w:b/>
+          <w:bCs/>
+          <w:szCs w:val="24"/>
+        </w:rPr>
+        <w:t xml:space="preserve">A specific test. </w:t>
+      </w:r>
+      <w:r>
+        <w:rPr>
+          <w:rFonts w:eastAsia="Times New Roman" w:cs="Times New Roman"/>
+          <w:szCs w:val="24"/>
+        </w:rPr>
+        <w:t xml:space="preserve">SupersededRequestCannotPublishAfterNewSearch holds the first search's index lookup open and starts a second search. It then lets the first search finish late with a stale result. The test confirms that the first search's token was cancelled, that no extra update was published, and that the results on screen are the second search's. A second test, EmptyQueryCancelsPendingSearchAndRestoresDirectoryItems, covers clearing the search box while a search is pending.</w:t>
+      </w:r>
+    </w:p>
     <w:sectPr>
       <w:pgSz w:w="12240" w:h="15840"/>
       <w:pgMar w:top="1440" w:right="1440" w:bottom="1440" w:left="1440" w:header="708" w:footer="708" w:gutter="0"/>
